--- a/2 курс/Физические основы информационных технологий/лаба3/лаба3.docx
+++ b/2 курс/Физические основы информационных технологий/лаба3/лаба3.docx
@@ -307,7 +307,7 @@
           <w:lang w:eastAsia="ru-RU"/>
           <w14:ligatures w14:val="none"/>
         </w:rPr>
-        <w:t>2</w:t>
+        <w:t>3</w:t>
       </w:r>
     </w:p>
     <w:p>
@@ -943,9 +943,14 @@
           <w:szCs w:val="28"/>
         </w:rPr>
         <w:lastRenderedPageBreak/>
-        <w:t>ЛАБОРАТОРНАЯ РАБОТА № 3.</w:t>
-      </w:r>
-      <w:r>
+        <w:t>ЛАБОРАТОРНАЯ РАБОТА № 3. Исследование характеристик транзисторов</w:t>
+      </w:r>
+    </w:p>
+    <w:p>
+      <w:pPr>
+        <w:spacing w:line="360" w:lineRule="auto"/>
+        <w:ind w:firstLine="709"/>
+        <w:jc w:val="both"/>
         <w:rPr>
           <w:rFonts w:ascii="Times New Roman" w:hAnsi="Times New Roman" w:cs="Times New Roman"/>
           <w:b/>
@@ -953,14 +958,8 @@
           <w:sz w:val="28"/>
           <w:szCs w:val="28"/>
         </w:rPr>
-        <w:t xml:space="preserve"> Исследование характеристик транзисторов</w:t>
-      </w:r>
-    </w:p>
-    <w:p>
-      <w:pPr>
-        <w:spacing w:line="360" w:lineRule="auto"/>
-        <w:ind w:firstLine="709"/>
-        <w:jc w:val="both"/>
+      </w:pPr>
+      <w:r>
         <w:rPr>
           <w:rFonts w:ascii="Times New Roman" w:hAnsi="Times New Roman" w:cs="Times New Roman"/>
           <w:b/>
@@ -968,26 +967,7 @@
           <w:sz w:val="28"/>
           <w:szCs w:val="28"/>
         </w:rPr>
-      </w:pPr>
-      <w:r>
-        <w:rPr>
-          <w:rFonts w:ascii="Times New Roman" w:hAnsi="Times New Roman" w:cs="Times New Roman"/>
-          <w:b/>
-          <w:bCs/>
-          <w:sz w:val="28"/>
-          <w:szCs w:val="28"/>
-        </w:rPr>
-        <w:t>Цель работы</w:t>
-      </w:r>
-      <w:r>
-        <w:rPr>
-          <w:rFonts w:ascii="Times New Roman" w:hAnsi="Times New Roman" w:cs="Times New Roman"/>
-          <w:b/>
-          <w:bCs/>
-          <w:sz w:val="28"/>
-          <w:szCs w:val="28"/>
-        </w:rPr>
-        <w:t>:</w:t>
+        <w:t>Цель работы:</w:t>
       </w:r>
     </w:p>
     <w:p>
@@ -1015,39 +995,7 @@
           <w:sz w:val="28"/>
           <w:szCs w:val="28"/>
         </w:rPr>
-        <w:t>Изучить вольт-амперные характеристики (ВАХ) биполярного транзистора (БТ) в</w:t>
-      </w:r>
-      <w:r>
-        <w:rPr>
-          <w:rFonts w:ascii="Times New Roman" w:hAnsi="Times New Roman" w:cs="Times New Roman"/>
-          <w:sz w:val="28"/>
-          <w:szCs w:val="28"/>
-        </w:rPr>
-        <w:t xml:space="preserve"> </w:t>
-      </w:r>
-      <w:r>
-        <w:rPr>
-          <w:rFonts w:ascii="Times New Roman" w:hAnsi="Times New Roman" w:cs="Times New Roman"/>
-          <w:sz w:val="28"/>
-          <w:szCs w:val="28"/>
-        </w:rPr>
-        <w:t>схеме с общим эмиттером и полевого транзистора (ПТ) с управляющим p–n-переходом</w:t>
-      </w:r>
-      <w:r>
-        <w:rPr>
-          <w:rFonts w:ascii="Times New Roman" w:hAnsi="Times New Roman" w:cs="Times New Roman"/>
-          <w:sz w:val="28"/>
-          <w:szCs w:val="28"/>
-        </w:rPr>
-        <w:t xml:space="preserve">, </w:t>
-      </w:r>
-      <w:r>
-        <w:rPr>
-          <w:rFonts w:ascii="Times New Roman" w:hAnsi="Times New Roman" w:cs="Times New Roman"/>
-          <w:sz w:val="28"/>
-          <w:szCs w:val="28"/>
-        </w:rPr>
-        <w:t>в схеме с общим истоком.</w:t>
+        <w:t>Изучить вольт-амперные характеристики (ВАХ) биполярного транзистора (БТ) в схеме с общим эмиттером и полевого транзистора (ПТ) с управляющим p–n-переходом, в схеме с общим истоком.</w:t>
       </w:r>
     </w:p>
     <w:p>
@@ -1103,23 +1051,7 @@
           <w:sz w:val="28"/>
           <w:szCs w:val="28"/>
         </w:rPr>
-        <w:t>Определять по характеристикам основные параметры: коэффициент передачи тока</w:t>
-      </w:r>
-      <w:r>
-        <w:rPr>
-          <w:rFonts w:ascii="Times New Roman" w:hAnsi="Times New Roman" w:cs="Times New Roman"/>
-          <w:sz w:val="28"/>
-          <w:szCs w:val="28"/>
-        </w:rPr>
-        <w:t xml:space="preserve"> </w:t>
-      </w:r>
-      <w:r>
-        <w:rPr>
-          <w:rFonts w:ascii="Times New Roman" w:hAnsi="Times New Roman" w:cs="Times New Roman"/>
-          <w:sz w:val="28"/>
-          <w:szCs w:val="28"/>
-        </w:rPr>
-        <w:t>β (h21Э), выходное сопротивление rк, крутизну S и внутреннее сопротивление ri</w:t>
+        <w:t>Определять по характеристикам основные параметры: коэффициент передачи тока β (h21Э), выходное сопротивление rк, крутизну S и внутреннее сопротивление ri</w:t>
       </w:r>
     </w:p>
     <w:p>
@@ -1147,23 +1079,7 @@
           <w:sz w:val="28"/>
           <w:szCs w:val="28"/>
         </w:rPr>
-        <w:t>Освоить экспорт численных данных из Python и построение графиков средствами</w:t>
-      </w:r>
-      <w:r>
-        <w:rPr>
-          <w:rFonts w:ascii="Times New Roman" w:hAnsi="Times New Roman" w:cs="Times New Roman"/>
-          <w:sz w:val="28"/>
-          <w:szCs w:val="28"/>
-        </w:rPr>
-        <w:t xml:space="preserve"> </w:t>
-      </w:r>
-      <w:r>
-        <w:rPr>
-          <w:rFonts w:ascii="Times New Roman" w:hAnsi="Times New Roman" w:cs="Times New Roman"/>
-          <w:sz w:val="28"/>
-          <w:szCs w:val="28"/>
-        </w:rPr>
-        <w:t>пакета pgfplots.</w:t>
+        <w:t>Освоить экспорт численных данных из Python и построение графиков средствами пакета pgfplots.</w:t>
       </w:r>
     </w:p>
     <w:p>
@@ -1207,15 +1123,7 @@
           <w:sz w:val="28"/>
           <w:szCs w:val="28"/>
         </w:rPr>
-        <w:t xml:space="preserve">Задания 1-2. </w:t>
-      </w:r>
-      <w:r>
-        <w:rPr>
-          <w:rFonts w:ascii="Times New Roman" w:hAnsi="Times New Roman" w:cs="Times New Roman"/>
-          <w:sz w:val="28"/>
-          <w:szCs w:val="28"/>
-        </w:rPr>
-        <w:t>Параметры варианта 4</w:t>
+        <w:t>Задания 1-2. Параметры варианта 4</w:t>
       </w:r>
     </w:p>
     <w:p>
@@ -1562,15 +1470,7 @@
           <w:sz w:val="28"/>
           <w:szCs w:val="28"/>
         </w:rPr>
-        <w:t xml:space="preserve">Задание 3. </w:t>
-      </w:r>
-      <w:r>
-        <w:rPr>
-          <w:rFonts w:ascii="Times New Roman" w:hAnsi="Times New Roman" w:cs="Times New Roman"/>
-          <w:sz w:val="28"/>
-          <w:szCs w:val="28"/>
-        </w:rPr>
-        <w:t>Входная характеристика БТ, I_Б(0,65 В) по формуле (1)</w:t>
+        <w:t>Задание 3. Входная характеристика БТ, I_Б(0,65 В) по формуле (1)</w:t>
       </w:r>
     </w:p>
     <w:p>
@@ -2080,15 +1980,7 @@
           <w:szCs w:val="28"/>
         </w:rPr>
         <w:lastRenderedPageBreak/>
-        <w:t xml:space="preserve">Задание 4. </w:t>
-      </w:r>
-      <w:r>
-        <w:rPr>
-          <w:rFonts w:ascii="Times New Roman" w:hAnsi="Times New Roman" w:cs="Times New Roman"/>
-          <w:sz w:val="28"/>
-          <w:szCs w:val="28"/>
-        </w:rPr>
-        <w:t>Выходные характеристики БТ (5 токов базы), β_диф и r_к</w:t>
+        <w:t>Задание 4. Выходные характеристики БТ (5 токов базы), β_диф и r_к</w:t>
       </w:r>
     </w:p>
     <w:p>
@@ -2598,15 +2490,7 @@
           <w:szCs w:val="28"/>
         </w:rPr>
         <w:lastRenderedPageBreak/>
-        <w:t xml:space="preserve">Задание 5. </w:t>
-      </w:r>
-      <w:r>
-        <w:rPr>
-          <w:rFonts w:ascii="Times New Roman" w:hAnsi="Times New Roman" w:cs="Times New Roman"/>
-          <w:sz w:val="28"/>
-          <w:szCs w:val="28"/>
-        </w:rPr>
-        <w:t>Передаточная характеристика ПТ (U_СИ = 10 В), крутизна S</w:t>
+        <w:t>Задание 5. Передаточная характеристика ПТ (U_СИ = 10 В), крутизна S</w:t>
       </w:r>
     </w:p>
     <w:p>
@@ -3116,15 +3000,7 @@
           <w:szCs w:val="28"/>
         </w:rPr>
         <w:lastRenderedPageBreak/>
-        <w:t xml:space="preserve">Задание 6. </w:t>
-      </w:r>
-      <w:r>
-        <w:rPr>
-          <w:rFonts w:ascii="Times New Roman" w:hAnsi="Times New Roman" w:cs="Times New Roman"/>
-          <w:sz w:val="28"/>
-          <w:szCs w:val="28"/>
-        </w:rPr>
-        <w:t>Выходные характеристики ПТ (5 значений U_ЗИ &gt; Up) и r_i</w:t>
+        <w:t>Задание 6. Выходные характеристики ПТ (5 значений U_ЗИ &gt; Up) и r_i</w:t>
       </w:r>
     </w:p>
     <w:p>
@@ -3634,15 +3510,7 @@
           <w:szCs w:val="28"/>
         </w:rPr>
         <w:lastRenderedPageBreak/>
-        <w:t xml:space="preserve">Задание 7. </w:t>
-      </w:r>
-      <w:r>
-        <w:rPr>
-          <w:rFonts w:ascii="Times New Roman" w:hAnsi="Times New Roman" w:cs="Times New Roman"/>
-          <w:sz w:val="28"/>
-          <w:szCs w:val="28"/>
-        </w:rPr>
-        <w:t>Экспорт данных в CSV для pgfplots</w:t>
+        <w:t>Задание 7. Экспорт данных в CSV для pgfplots</w:t>
       </w:r>
     </w:p>
     <w:p>
@@ -3987,15 +3855,7 @@
           <w:sz w:val="28"/>
           <w:szCs w:val="28"/>
         </w:rPr>
-        <w:t xml:space="preserve">Задание 8. </w:t>
-      </w:r>
-      <w:r>
-        <w:rPr>
-          <w:rFonts w:ascii="Times New Roman" w:hAnsi="Times New Roman" w:cs="Times New Roman"/>
-          <w:sz w:val="28"/>
-          <w:szCs w:val="28"/>
-        </w:rPr>
-        <w:t>Таблица сравнения для LaTeX</w:t>
+        <w:t>Задание 8. Таблица сравнения для LaTeX</w:t>
       </w:r>
     </w:p>
     <w:p>
@@ -6064,6 +5924,7 @@
   <w:style w:type="character" w:default="1" w:styleId="a0">
     <w:name w:val="Default Paragraph Font"/>
     <w:uiPriority w:val="1"/>
+    <w:semiHidden/>
     <w:unhideWhenUsed/>
   </w:style>
   <w:style w:type="table" w:default="1" w:styleId="a1">
